--- a/examples/profile/report-svg.docx
+++ b/examples/profile/report-svg.docx
@@ -356,7 +356,7 @@
                     <pic:cNvPicPr/>
                   </pic:nvPicPr>
                   <pic:blipFill>
-                    <a:blip xmlns:r="http://schemas.openxmlformats.org/officeDocument/2006/relationships" r:embed="Rbfa48f35bf444f38"/>
+                    <a:blip xmlns:r="http://schemas.openxmlformats.org/officeDocument/2006/relationships" r:embed="R829b113106da405b"/>
                     <a:stretch>
                       <a:fillRect/>
                     </a:stretch>

--- a/examples/profile/report-svg.docx
+++ b/examples/profile/report-svg.docx
@@ -356,7 +356,7 @@
                     <pic:cNvPicPr/>
                   </pic:nvPicPr>
                   <pic:blipFill>
-                    <a:blip xmlns:r="http://schemas.openxmlformats.org/officeDocument/2006/relationships" r:embed="R829b113106da405b"/>
+                    <a:blip xmlns:r="http://schemas.openxmlformats.org/officeDocument/2006/relationships" r:embed="R4634a6345a844020"/>
                     <a:stretch>
                       <a:fillRect/>
                     </a:stretch>

--- a/examples/profile/report-svg.docx
+++ b/examples/profile/report-svg.docx
@@ -356,7 +356,7 @@
                     <pic:cNvPicPr/>
                   </pic:nvPicPr>
                   <pic:blipFill>
-                    <a:blip xmlns:r="http://schemas.openxmlformats.org/officeDocument/2006/relationships" r:embed="R4634a6345a844020"/>
+                    <a:blip xmlns:r="http://schemas.openxmlformats.org/officeDocument/2006/relationships" r:embed="R396a9e8681484260"/>
                     <a:stretch>
                       <a:fillRect/>
                     </a:stretch>

--- a/examples/profile/report-svg.docx
+++ b/examples/profile/report-svg.docx
@@ -356,7 +356,7 @@
                     <pic:cNvPicPr/>
                   </pic:nvPicPr>
                   <pic:blipFill>
-                    <a:blip xmlns:r="http://schemas.openxmlformats.org/officeDocument/2006/relationships" r:embed="R396a9e8681484260"/>
+                    <a:blip xmlns:r="http://schemas.openxmlformats.org/officeDocument/2006/relationships" r:embed="Rc2791535d6d84d5a"/>
                     <a:stretch>
                       <a:fillRect/>
                     </a:stretch>
